--- a/src/IQFlowAgent.Web/wwwroot/templates/BARTOK_DD_Template.docx
+++ b/src/IQFlowAgent.Web/wwwroot/templates/BARTOK_DD_Template.docx
@@ -1,6 +1,6 @@
 
 <file path=word/document.xml><?xml version="1.0" encoding="utf-8"?>
-<w:document xmlns:wpc="http://schemas.microsoft.com/office/word/2010/wordprocessingCanvas" xmlns:cx="http://schemas.microsoft.com/office/drawing/2014/chartex" xmlns:cx1="http://schemas.microsoft.com/office/drawing/2015/9/8/chartex" xmlns:cx2="http://schemas.microsoft.com/office/drawing/2015/10/21/chartex" xmlns:cx3="http://schemas.microsoft.com/office/drawing/2016/5/9/chartex" xmlns:cx4="http://schemas.microsoft.com/office/drawing/2016/5/10/chartex" xmlns:cx5="http://schemas.microsoft.com/office/drawing/2016/5/11/chartex" xmlns:cx6="http://schemas.microsoft.com/office/drawing/2016/5/12/chartex" xmlns:cx7="http://schemas.microsoft.com/office/drawing/2016/5/13/chartex" xmlns:cx8="http://schemas.microsoft.com/office/drawing/2016/5/14/chartex" xmlns:mc="http://schemas.openxmlformats.org/markup-compatibility/2006" xmlns:aink="http://schemas.microsoft.com/office/drawing/2016/ink" xmlns:am3d="http://schemas.microsoft.com/office/drawing/2017/model3d" xmlns:o="urn:schemas-microsoft-com:office:office" xmlns:oel="http://schemas.microsoft.com/office/2019/extlst" xmlns:r="http://schemas.openxmlformats.org/officeDocument/2006/relationships" xmlns:m="http://schemas.openxmlformats.org/officeDocument/2006/math" xmlns:v="urn:schemas-microsoft-com:vml" xmlns:wp14="http://schemas.microsoft.com/office/word/2010/wordprocessingDrawing" xmlns:wp="http://schemas.openxmlformats.org/drawingml/2006/wordprocessingDrawing" xmlns:w10="urn:schemas-microsoft-com:office:word" xmlns:w="http://schemas.openxmlformats.org/wordprocessingml/2006/main" xmlns:w14="http://schemas.microsoft.com/office/word/2010/wordml" xmlns:w15="http://schemas.microsoft.com/office/word/2012/wordml" xmlns:w16cex="http://schemas.microsoft.com/office/word/2018/wordml/cex" xmlns:w16cid="http://schemas.microsoft.com/office/word/2016/wordml/cid" xmlns:w16="http://schemas.microsoft.com/office/word/2018/wordml" xmlns:w16du="http://schemas.microsoft.com/office/word/2023/wordml/word16du" xmlns:w16sdtdh="http://schemas.microsoft.com/office/word/2020/wordml/sdtdatahash" xmlns:w16sdtfl="http://schemas.microsoft.com/office/word/2024/wordml/sdtformatlock" xmlns:w16se="http://schemas.microsoft.com/office/word/2015/wordml/symex" xmlns:wpg="http://schemas.microsoft.com/office/word/2010/wordprocessingGroup" xmlns:wpi="http://schemas.microsoft.com/office/word/2010/wordprocessingInk" xmlns:wne="http://schemas.microsoft.com/office/word/2006/wordml" xmlns:wps="http://schemas.microsoft.com/office/word/2010/wordprocessingShape" mc:Ignorable="w14 w15 w16se w16cid w16 w16cex w16sdtdh w16sdtfl w16du wp14">
+<w:document xmlns:mc="http://schemas.openxmlformats.org/markup-compatibility/2006" xmlns:r="http://schemas.openxmlformats.org/officeDocument/2006/relationships" xmlns:w="http://schemas.openxmlformats.org/wordprocessingml/2006/main" xmlns:w14="http://schemas.microsoft.com/office/word/2010/wordml" mc:Ignorable="w14 w15 w16se w16cid w16 w16cex w16sdtdh w16sdtfl w16du wp14">
   <w:body>
     <w:p>
       <w:pPr>
@@ -1447,32 +1447,6 @@
       </w:hyperlink>
     </w:p>
     <w:p>
-      <w:r>
-        <w:t>Step 1 — N/A</w:t>
-      </w:r>
-    </w:p>
-    <w:p>
-      <w:r>
-        <w:t>Instruction 1: N/A</w:t>
-      </w:r>
-    </w:p>
-    <w:p>
-      <w:r>
-        <w:t>Instruction 2: N/A</w:t>
-      </w:r>
-    </w:p>
-    <w:p>
-      <w:r>
-        <w:t>Error Handling: N/A</w:t>
-      </w:r>
-    </w:p>
-    <w:p/>
-    <w:p>
-      <w:r>
-        <w:t>Step 2 — Instruction 1: N/A</w:t>
-      </w:r>
-    </w:p>
-    <w:p>
       <w:pPr>
         <w:pStyle w:val="TOC1"/>
         <w:tabs>
@@ -3022,17 +2996,6 @@
           <w:szCs w:val="18"/>
         </w:rPr>
         <w:t xml:space="preserve">  C = Consulted  |  I = Informed</w:t>
-      </w:r>
-    </w:p>
-    <w:p>
-      <w:pPr>
-        <w:pStyle w:val="Heading1"/>
-      </w:pPr>
-      <w:r>
-        <w:rPr>
-          <w:vanish/>
-        </w:rPr>
-        <w:t>4. Standard Operating Procedure</w:t>
       </w:r>
     </w:p>
     <w:p>

--- a/src/IQFlowAgent.Web/wwwroot/templates/BARTOK_DD_Template.docx
+++ b/src/IQFlowAgent.Web/wwwroot/templates/BARTOK_DD_Template.docx
@@ -1,6 +1,6 @@
 
 <file path=word/document.xml><?xml version="1.0" encoding="utf-8"?>
-<w:document xmlns:mc="http://schemas.openxmlformats.org/markup-compatibility/2006" xmlns:r="http://schemas.openxmlformats.org/officeDocument/2006/relationships" xmlns:w="http://schemas.openxmlformats.org/wordprocessingml/2006/main" xmlns:w14="http://schemas.microsoft.com/office/word/2010/wordml" mc:Ignorable="w14 w15 w16se w16cid w16 w16cex w16sdtdh w16sdtfl w16du wp14">
+<w:document xmlns:wpc="http://schemas.microsoft.com/office/word/2010/wordprocessingCanvas" xmlns:cx="http://schemas.microsoft.com/office/drawing/2014/chartex" xmlns:cx1="http://schemas.microsoft.com/office/drawing/2015/9/8/chartex" xmlns:cx2="http://schemas.microsoft.com/office/drawing/2015/10/21/chartex" xmlns:cx3="http://schemas.microsoft.com/office/drawing/2016/5/9/chartex" xmlns:cx4="http://schemas.microsoft.com/office/drawing/2016/5/10/chartex" xmlns:cx5="http://schemas.microsoft.com/office/drawing/2016/5/11/chartex" xmlns:cx6="http://schemas.microsoft.com/office/drawing/2016/5/12/chartex" xmlns:cx7="http://schemas.microsoft.com/office/drawing/2016/5/13/chartex" xmlns:cx8="http://schemas.microsoft.com/office/drawing/2016/5/14/chartex" xmlns:mc="http://schemas.openxmlformats.org/markup-compatibility/2006" xmlns:aink="http://schemas.microsoft.com/office/drawing/2016/ink" xmlns:am3d="http://schemas.microsoft.com/office/drawing/2017/model3d" xmlns:o="urn:schemas-microsoft-com:office:office" xmlns:oel="http://schemas.microsoft.com/office/2019/extlst" xmlns:r="http://schemas.openxmlformats.org/officeDocument/2006/relationships" xmlns:m="http://schemas.openxmlformats.org/officeDocument/2006/math" xmlns:v="urn:schemas-microsoft-com:vml" xmlns:wp14="http://schemas.microsoft.com/office/word/2010/wordprocessingDrawing" xmlns:wp="http://schemas.openxmlformats.org/drawingml/2006/wordprocessingDrawing" xmlns:w10="urn:schemas-microsoft-com:office:word" xmlns:w="http://schemas.openxmlformats.org/wordprocessingml/2006/main" xmlns:w14="http://schemas.microsoft.com/office/word/2010/wordml" xmlns:w15="http://schemas.microsoft.com/office/word/2012/wordml" xmlns:w16cex="http://schemas.microsoft.com/office/word/2018/wordml/cex" xmlns:w16cid="http://schemas.microsoft.com/office/word/2016/wordml/cid" xmlns:w16="http://schemas.microsoft.com/office/word/2018/wordml" xmlns:w16du="http://schemas.microsoft.com/office/word/2023/wordml/word16du" xmlns:w16sdtdh="http://schemas.microsoft.com/office/word/2020/wordml/sdtdatahash" xmlns:w16sdtfl="http://schemas.microsoft.com/office/word/2024/wordml/sdtformatlock" xmlns:w16se="http://schemas.microsoft.com/office/word/2015/wordml/symex" xmlns:wpg="http://schemas.microsoft.com/office/word/2010/wordprocessingGroup" xmlns:wpi="http://schemas.microsoft.com/office/word/2010/wordprocessingInk" xmlns:wne="http://schemas.microsoft.com/office/word/2006/wordml" xmlns:wps="http://schemas.microsoft.com/office/word/2010/wordprocessingShape" mc:Ignorable="w14 w15 w16se w16cid w16 w16cex w16sdtdh w16sdtfl w16du wp14">
   <w:body>
     <w:p>
       <w:pPr>
@@ -1446,6 +1446,7 @@
         </w:r>
       </w:hyperlink>
     </w:p>
+    <w:p/>
     <w:p>
       <w:pPr>
         <w:pStyle w:val="TOC1"/>

--- a/src/IQFlowAgent.Web/wwwroot/templates/BARTOK_DD_Template.docx
+++ b/src/IQFlowAgent.Web/wwwroot/templates/BARTOK_DD_Template.docx
@@ -2452,14 +2452,74 @@
     </w:p>
     <w:p>
       <w:pPr>
+        <w:pStyle w:val="Heading2"/>
+        <w:pBdr>
+          <w:bottom w:val="single" w:sz="6" w:space="0" w:color="5F0229"/>
+        </w:pBdr>
+        <w:spacing w:before="200" w:after="80"/>
+      </w:pPr>
+      <w:bookmarkStart w:id="5" w:name="_Toc223939104"/>
+      <w:r>
+        <w:rPr>
+          <w:bCs/>
+          <w:sz w:val="22"/>
+          <w:szCs w:val="22"/>
+        </w:rPr>
+        <w:t>1.2 Inputs &amp; Artefacts Received</w:t>
+      </w:r>
+      <w:bookmarkEnd w:id="5"/>
+    </w:p>
+    <w:p>
+      <w:pPr>
+        <w:spacing w:before="60" w:after="60"/>
+        <w:rPr>
+          <w:rFonts w:asciiTheme="minorHAnsi" w:hAnsiTheme="minorHAnsi"/>
+          <w:i/>
+          <w:iCs/>
+          <w:color w:val="BFBFBF" w:themeColor="background1" w:themeShade="BF"/>
+          <w:sz w:val="16"/>
+          <w:szCs w:val="16"/>
+        </w:rPr>
+      </w:pPr>
+      <w:r>
+        <w:rPr>
+          <w:rFonts w:asciiTheme="minorHAnsi" w:hAnsiTheme="minorHAnsi"/>
+          <w:i/>
+          <w:iCs/>
+          <w:color w:val="BFBFBF" w:themeColor="background1" w:themeShade="BF"/>
+          <w:sz w:val="16"/>
+          <w:szCs w:val="16"/>
+        </w:rPr>
+        <w:t>Log all documents, data files, and artefacts received from the client or shared internally before or during this DD session. Cross-reference these in the relevant sections below</w:t>
+      </w:r>
+    </w:p>
+    <w:p>
+      <w:pPr>
+        <w:spacing w:before="60" w:after="60"/>
+      </w:pPr>
+      <w:r>
+        <w:t xml:space="preserve">[All Document uploaded in task or Name of document, date when uploaded in a table] </w:t>
+      </w:r>
+    </w:p>
+    <w:p>
+      <w:pPr>
+        <w:spacing w:before="60" w:after="60"/>
+      </w:pPr>
+    </w:p>
+    <w:p>
+      <w:pPr>
         <w:pStyle w:val="Heading1"/>
-      </w:pPr>
-      <w:r>
-        <w:rPr>
-          <w:vanish/>
-        </w:rPr>
-        <w:t>2. Process Overview</w:t>
-      </w:r>
+        <w:shd w:val="clear" w:color="auto" w:fill="5F0229"/>
+        <w:spacing w:before="320" w:after="120"/>
+      </w:pPr>
+      <w:bookmarkStart w:id="6" w:name="_Toc223939105"/>
+      <w:r>
+        <w:rPr>
+          <w:bCs/>
+        </w:rPr>
+        <w:t xml:space="preserve">2. Process Overview </w:t>
+      </w:r>
+      <w:bookmarkEnd w:id="6"/>
     </w:p>
     <w:tbl>
       <w:tblPr>
@@ -2732,77 +2792,6 @@
         </w:tc>
       </w:tr>
     </w:tbl>
-    <w:p>
-      <w:pPr>
-        <w:pStyle w:val="Heading2"/>
-        <w:pBdr>
-          <w:bottom w:val="single" w:sz="6" w:space="0" w:color="5F0229"/>
-        </w:pBdr>
-        <w:spacing w:before="200" w:after="80"/>
-      </w:pPr>
-      <w:bookmarkStart w:id="5" w:name="_Toc223939104"/>
-      <w:r>
-        <w:rPr>
-          <w:bCs/>
-          <w:sz w:val="22"/>
-          <w:szCs w:val="22"/>
-        </w:rPr>
-        <w:t>1.2 Inputs &amp; Artefacts Received</w:t>
-      </w:r>
-      <w:bookmarkEnd w:id="5"/>
-    </w:p>
-    <w:p>
-      <w:pPr>
-        <w:spacing w:before="60" w:after="60"/>
-        <w:rPr>
-          <w:rFonts w:asciiTheme="minorHAnsi" w:hAnsiTheme="minorHAnsi"/>
-          <w:i/>
-          <w:iCs/>
-          <w:color w:val="BFBFBF" w:themeColor="background1" w:themeShade="BF"/>
-          <w:sz w:val="16"/>
-          <w:szCs w:val="16"/>
-        </w:rPr>
-      </w:pPr>
-      <w:r>
-        <w:rPr>
-          <w:rFonts w:asciiTheme="minorHAnsi" w:hAnsiTheme="minorHAnsi"/>
-          <w:i/>
-          <w:iCs/>
-          <w:color w:val="BFBFBF" w:themeColor="background1" w:themeShade="BF"/>
-          <w:sz w:val="16"/>
-          <w:szCs w:val="16"/>
-        </w:rPr>
-        <w:t>Log all documents, data files, and artefacts received from the client or shared internally before or during this DD session. Cross-reference these in the relevant sections below</w:t>
-      </w:r>
-    </w:p>
-    <w:p>
-      <w:pPr>
-        <w:spacing w:before="60" w:after="60"/>
-      </w:pPr>
-      <w:r>
-        <w:t xml:space="preserve">[All Document uploaded in task or Name of document, date when uploaded in a table] </w:t>
-      </w:r>
-    </w:p>
-    <w:p>
-      <w:pPr>
-        <w:spacing w:before="60" w:after="60"/>
-      </w:pPr>
-    </w:p>
-    <w:p>
-      <w:pPr>
-        <w:pStyle w:val="Heading1"/>
-        <w:shd w:val="clear" w:color="auto" w:fill="5F0229"/>
-        <w:spacing w:before="320" w:after="120"/>
-      </w:pPr>
-      <w:bookmarkStart w:id="6" w:name="_Toc223939105"/>
-      <w:r>
-        <w:rPr>
-          <w:bCs/>
-        </w:rPr>
-        <w:t xml:space="preserve">2. Process Overview </w:t>
-      </w:r>
-      <w:bookmarkEnd w:id="6"/>
-    </w:p>
     <w:tbl>
       <w:tblPr>
         <w:tblW w:w="9746" w:type="dxa"/>
